--- a/7-G-7/5-week-5/4-worksheet/Computer Worksheet G7 W5.docx
+++ b/7-G-7/5-week-5/4-worksheet/Computer Worksheet G7 W5.docx
@@ -216,7 +216,7 @@
             <w:pPr>
               <w:jc w:val="right"/>
               <w:rPr>
-                <w:rFonts w:asciiTheme="minorBidi" w:hAnsiTheme="minorBidi" w:hint="cs"/>
+                <w:rFonts w:asciiTheme="minorBidi" w:hAnsiTheme="minorBidi"/>
                 <w:b/>
                 <w:bCs/>
                 <w:rtl/>
@@ -346,7 +346,7 @@
             <w:pPr>
               <w:jc w:val="center"/>
               <w:rPr>
-                <w:rFonts w:asciiTheme="minorBidi" w:hAnsiTheme="minorBidi" w:hint="cs"/>
+                <w:rFonts w:asciiTheme="minorBidi" w:hAnsiTheme="minorBidi"/>
                 <w:b/>
                 <w:bCs/>
                 <w:rtl/>
@@ -486,7 +486,6 @@
       <w:pPr>
         <w:spacing w:line="480" w:lineRule="auto"/>
         <w:rPr>
-          <w:rFonts w:hint="cs"/>
           <w:bCs/>
           <w:sz w:val="36"/>
           <w:szCs w:val="36"/>
@@ -500,7 +499,6 @@
         <w:spacing w:line="480" w:lineRule="auto"/>
         <w:jc w:val="right"/>
         <w:rPr>
-          <w:rFonts w:hint="cs"/>
           <w:bCs/>
           <w:sz w:val="36"/>
           <w:szCs w:val="36"/>
@@ -599,7 +597,6 @@
         <w:spacing w:line="480" w:lineRule="auto"/>
         <w:jc w:val="right"/>
         <w:rPr>
-          <w:rFonts w:hint="cs"/>
           <w:bCs/>
           <w:sz w:val="36"/>
           <w:szCs w:val="36"/>
@@ -686,7 +683,6 @@
         <w:spacing w:line="480" w:lineRule="auto"/>
         <w:jc w:val="right"/>
         <w:rPr>
-          <w:rFonts w:hint="cs"/>
           <w:bCs/>
           <w:sz w:val="36"/>
           <w:szCs w:val="36"/>
@@ -700,7 +696,6 @@
         <w:spacing w:line="480" w:lineRule="auto"/>
         <w:jc w:val="right"/>
         <w:rPr>
-          <w:rFonts w:hint="cs"/>
           <w:bCs/>
           <w:sz w:val="36"/>
           <w:szCs w:val="36"/>
@@ -748,16 +743,14 @@
         </w:rPr>
         <w:t xml:space="preserve">to have opening and </w:t>
       </w:r>
-      <w:proofErr w:type="spellStart"/>
-      <w:r>
-        <w:rPr>
-          <w:bCs/>
-          <w:sz w:val="36"/>
-          <w:szCs w:val="36"/>
-        </w:rPr>
-        <w:t>closig</w:t>
-      </w:r>
-      <w:proofErr w:type="spellEnd"/>
+      <w:r>
+        <w:rPr>
+          <w:bCs/>
+          <w:sz w:val="36"/>
+          <w:szCs w:val="36"/>
+        </w:rPr>
+        <w:t>closing</w:t>
+      </w:r>
       <w:r>
         <w:rPr>
           <w:bCs/>
